--- a/docs/local/DOCX/_3e_T1_002.docx
+++ b/docs/local/DOCX/_3e_T1_002.docx
@@ -306,7 +306,61 @@
               <w:rPr>
                 <w:rFonts w:ascii="Aptos" w:hAnsi="Aptos"/>
               </w:rPr>
-              <w:t>et expliquer ces phénomènes à l'aide du modèle moléculaire.</w:t>
+              <w:t xml:space="preserve">et expliquer </w:t>
+            </w:r>
+            <w:r>
+              <w:rPr>
+                <w:rFonts w:ascii="Aptos" w:hAnsi="Aptos"/>
+              </w:rPr>
+              <w:t>s</w:t>
+            </w:r>
+            <w:r>
+              <w:rPr>
+                <w:rFonts w:ascii="Aptos" w:hAnsi="Aptos"/>
+              </w:rPr>
+              <w:t xml:space="preserve">es </w:t>
+            </w:r>
+            <w:r>
+              <w:rPr>
+                <w:rFonts w:ascii="Aptos" w:hAnsi="Aptos"/>
+              </w:rPr>
+              <w:t>caractéristiques et ses propriétés</w:t>
+            </w:r>
+            <w:r>
+              <w:rPr>
+                <w:rFonts w:ascii="Aptos" w:hAnsi="Aptos"/>
+              </w:rPr>
+              <w:t xml:space="preserve"> à l'aide d</w:t>
+            </w:r>
+            <w:r>
+              <w:rPr>
+                <w:rFonts w:ascii="Aptos" w:hAnsi="Aptos"/>
+              </w:rPr>
+              <w:t>e</w:t>
+            </w:r>
+            <w:r>
+              <w:rPr>
+                <w:rFonts w:ascii="Aptos" w:hAnsi="Aptos"/>
+              </w:rPr>
+              <w:t xml:space="preserve"> modèle</w:t>
+            </w:r>
+            <w:r>
+              <w:rPr>
+                <w:rFonts w:ascii="Aptos" w:hAnsi="Aptos"/>
+              </w:rPr>
+              <w:t>s</w:t>
+            </w:r>
+            <w:r>
+              <w:rPr>
+                <w:rFonts w:ascii="Aptos" w:hAnsi="Aptos"/>
+              </w:rPr>
+              <w:t xml:space="preserve"> à l’échelle microscopique</w:t>
+            </w:r>
+            <w:r>
+              <w:rPr>
+                <w:rFonts w:ascii="Aptos" w:hAnsi="Aptos"/>
+              </w:rPr>
+              <w:t>.</w:t>
             </w:r>
           </w:p>
         </w:tc>
@@ -2928,25 +2982,7 @@
               <w:rPr>
                 <w:rFonts w:ascii="Aptos" w:hAnsi="Aptos"/>
               </w:rPr>
-              <w:t>I</w:t>
-            </w:r>
-            <w:r>
-              <w:rPr>
-                <w:rFonts w:ascii="Aptos" w:hAnsi="Aptos"/>
-              </w:rPr>
-              <w:t>I</w:t>
-            </w:r>
-            <w:r>
-              <w:rPr>
-                <w:rFonts w:ascii="Aptos" w:hAnsi="Aptos"/>
-              </w:rPr>
-              <w:t xml:space="preserve">I. </w:t>
-            </w:r>
-            <w:r>
-              <w:rPr>
-                <w:rFonts w:ascii="Aptos" w:hAnsi="Aptos"/>
-              </w:rPr>
-              <w:t xml:space="preserve">Corps purs et mélanges </w:t>
+              <w:t xml:space="preserve">III. Corps purs et mélanges </w:t>
             </w:r>
           </w:p>
         </w:tc>
@@ -11637,6 +11673,7 @@
   <w:style w:type="character" w:default="1" w:styleId="Policepardfaut">
     <w:name w:val="Default Paragraph Font"/>
     <w:uiPriority w:val="1"/>
+    <w:semiHidden/>
     <w:unhideWhenUsed/>
   </w:style>
   <w:style w:type="table" w:default="1" w:styleId="TableauNormal">
